--- a/pr-preview/pr-93/Your-Book-Title.docx
+++ b/pr-preview/pr-93/Your-Book-Title.docx
@@ -2265,7 +2265,7 @@
         <w:t xml:space="preserve"> </w:t>
       </w:r>
       <w:r>
-        <w:t xml:space="preserve">e351f64</w:t>
+        <w:t xml:space="preserve">a5e4150</w:t>
       </w:r>
     </w:p>
     <w:p>
@@ -2287,7 +2287,7 @@
         <w:t xml:space="preserve"> </w:t>
       </w:r>
       <w:r>
-        <w:t xml:space="preserve">e351f645d20486155aa16da0e36c54ccbf71832c</w:t>
+        <w:t xml:space="preserve">a5e41505914de61d5b46f28a7c61408b5590ff41</w:t>
       </w:r>
     </w:p>
     <w:p>
@@ -2309,7 +2309,7 @@
         <w:t xml:space="preserve"> </w:t>
       </w:r>
       <w:r>
-        <w:t xml:space="preserve">2026-10-19 03:39:12 -0700</w:t>
+        <w:t xml:space="preserve">2026-10-19 10:52:19 +0000</w:t>
       </w:r>
     </w:p>
     <w:p>
